--- a/TAREAS 6 SEMESTRE/Programación Paralela y en Tiempo Real/QuijasContreras_Memorias_Act3.docx
+++ b/TAREAS 6 SEMESTRE/Programación Paralela y en Tiempo Real/QuijasContreras_Memorias_Act3.docx
@@ -2043,15 +2043,7 @@
         </w:numPr>
       </w:pPr>
       <w:r>
-        <w:t xml:space="preserve">Interfaz: PCIe Gen 3.0 x 4 </w:t>
-      </w:r>
-      <w:proofErr w:type="spellStart"/>
-      <w:r>
-        <w:t>NVMe</w:t>
-      </w:r>
-      <w:proofErr w:type="spellEnd"/>
-      <w:r>
-        <w:t xml:space="preserve"> 1.3.</w:t>
+        <w:t>Interfaz: PCIe Gen 3.0 x 4 NVMe 1.3.</w:t>
       </w:r>
     </w:p>
     <w:p>
@@ -2131,36 +2123,12 @@
         <w:pStyle w:val="Ttulo3"/>
       </w:pPr>
       <w:r>
-        <w:t xml:space="preserve">Unidad Flash </w:t>
-      </w:r>
-      <w:proofErr w:type="spellStart"/>
-      <w:r>
-        <w:t>DataTraveler</w:t>
-      </w:r>
-      <w:proofErr w:type="spellEnd"/>
-      <w:r>
-        <w:t xml:space="preserve"> Kyson</w:t>
+        <w:t>Unidad Flash DataTraveler Kyson</w:t>
       </w:r>
     </w:p>
     <w:p>
       <w:r>
-        <w:t>Dispositivo de alto rendimiento con velocidades extremadamente rápidas de transferencia. de hasta 200 MB/</w:t>
-      </w:r>
-      <w:proofErr w:type="spellStart"/>
-      <w:r>
-        <w:t>seg</w:t>
-      </w:r>
-      <w:proofErr w:type="spellEnd"/>
-      <w:r>
-        <w:t xml:space="preserve"> de lectura y 60 MB/</w:t>
-      </w:r>
-      <w:proofErr w:type="spellStart"/>
-      <w:r>
-        <w:t>seg</w:t>
-      </w:r>
-      <w:proofErr w:type="spellEnd"/>
-      <w:r>
-        <w:t xml:space="preserve"> de escritura</w:t>
+        <w:t>Dispositivo de alto rendimiento con velocidades extremadamente rápidas de transferencia. de hasta 200 MB/seg de lectura y 60 MB/seg de escritura</w:t>
       </w:r>
     </w:p>
     <w:p>
@@ -2220,29 +2188,13 @@
         <w:t xml:space="preserve"> </w:t>
       </w:r>
       <w:r>
-        <w:t>MB/</w:t>
-      </w:r>
-      <w:proofErr w:type="spellStart"/>
-      <w:r>
-        <w:t>seg</w:t>
-      </w:r>
-      <w:proofErr w:type="spellEnd"/>
-      <w:r>
-        <w:t xml:space="preserve"> lectura, 60</w:t>
+        <w:t>MB/seg lectura, 60</w:t>
       </w:r>
       <w:r>
         <w:t xml:space="preserve"> </w:t>
       </w:r>
       <w:r>
-        <w:t>MB/</w:t>
-      </w:r>
-      <w:proofErr w:type="spellStart"/>
-      <w:r>
-        <w:t>seg</w:t>
-      </w:r>
-      <w:proofErr w:type="spellEnd"/>
-      <w:r>
-        <w:t xml:space="preserve"> escritura</w:t>
+        <w:t>MB/seg escritura</w:t>
       </w:r>
       <w:r>
         <w:t>.</w:t>
@@ -2260,11 +2212,9 @@
       <w:pPr>
         <w:pStyle w:val="Ttulo3"/>
       </w:pPr>
-      <w:proofErr w:type="spellStart"/>
       <w:r>
         <w:t>pCloud</w:t>
       </w:r>
-      <w:proofErr w:type="spellEnd"/>
     </w:p>
     <w:p>
       <w:r>
@@ -2324,6 +2274,9 @@
       <w:pPr>
         <w:pStyle w:val="Ttulo2"/>
       </w:pPr>
+      <w:r>
+        <w:t>Cintas magnéticas</w:t>
+      </w:r>
     </w:p>
     <w:p>
       <w:pPr>
@@ -2401,15 +2354,6 @@
         <w:t xml:space="preserve"> </w:t>
       </w:r>
     </w:p>
-    <w:p/>
-    <w:p/>
-    <w:p/>
-    <w:p/>
-    <w:p/>
-    <w:p/>
-    <w:p/>
-    <w:p/>
-    <w:p/>
     <w:sectPr>
       <w:headerReference w:type="even" r:id="rId16"/>
       <w:headerReference w:type="default" r:id="rId17"/>

--- a/TAREAS 6 SEMESTRE/Programación Paralela y en Tiempo Real/QuijasContreras_Memorias_Act3.docx
+++ b/TAREAS 6 SEMESTRE/Programación Paralela y en Tiempo Real/QuijasContreras_Memorias_Act3.docx
@@ -587,11 +587,7 @@
           </mc:Choice>
           <mc:Fallback>
             <w:pict>
-              <v:shapetype w14:anchorId="5D1D070E" id="_x0000_t202" coordsize="21600,21600" o:spt="202" path="m,l,21600r21600,l21600,xe">
-                <v:stroke joinstyle="miter"/>
-                <v:path gradientshapeok="t" o:connecttype="rect"/>
-              </v:shapetype>
-              <v:shape id="Cuadro de texto 282" o:spid="_x0000_s1027" type="#_x0000_t202" style="position:absolute;left:0;text-align:left;margin-left:126.4pt;margin-top:20.95pt;width:332.35pt;height:31.75pt;z-index:251659776;visibility:visible;mso-wrap-style:square;mso-width-percent:0;mso-height-percent:0;mso-wrap-distance-left:9pt;mso-wrap-distance-top:0;mso-wrap-distance-right:9pt;mso-wrap-distance-bottom:0;mso-position-horizontal:absolute;mso-position-horizontal-relative:page;mso-position-vertical:absolute;mso-position-vertical-relative:text;mso-width-percent:0;mso-height-percent:0;mso-width-relative:margin;mso-height-relative:margin;v-text-anchor:top" o:gfxdata="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" filled="f" stroked="f" strokeweight=".5pt">
+              <v:shape w14:anchorId="5D1D070E" id="Cuadro de texto 282" o:spid="_x0000_s1027" type="#_x0000_t202" style="position:absolute;left:0;text-align:left;margin-left:126.4pt;margin-top:20.95pt;width:332.35pt;height:31.75pt;z-index:251659776;visibility:visible;mso-wrap-style:square;mso-width-percent:0;mso-height-percent:0;mso-wrap-distance-left:9pt;mso-wrap-distance-top:0;mso-wrap-distance-right:9pt;mso-wrap-distance-bottom:0;mso-position-horizontal:absolute;mso-position-horizontal-relative:page;mso-position-vertical:absolute;mso-position-vertical-relative:text;mso-width-percent:0;mso-height-percent:0;mso-width-relative:margin;mso-height-relative:margin;v-text-anchor:top" o:gfxdata="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" filled="f" stroked="f" strokeweight=".5pt">
                 <v:textbox>
                   <w:txbxContent>
                     <w:p>
@@ -1935,6 +1931,82 @@
       </w:r>
     </w:p>
     <w:p>
+      <w:r>
+        <w:tab/>
+      </w:r>
+      <w:r>
+        <w:t>Dispositivo de almacenamiento electromecánico no volátil que utiliza platos metálicos o de vidrio recubiertos de material magnético que giran a alta velocidad para grabar y leer información digital.</w:t>
+      </w:r>
+    </w:p>
+    <w:p>
+      <w:pPr>
+        <w:pStyle w:val="Ttulo3"/>
+      </w:pPr>
+      <w:r>
+        <w:t>Características</w:t>
+      </w:r>
+    </w:p>
+    <w:p>
+      <w:pPr>
+        <w:pStyle w:val="Prrafodelista"/>
+        <w:numPr>
+          <w:ilvl w:val="0"/>
+          <w:numId w:val="38"/>
+        </w:numPr>
+      </w:pPr>
+      <w:r>
+        <w:t>Utiliza un cabezal de lectura</w:t>
+      </w:r>
+      <w:r>
+        <w:t xml:space="preserve"> y </w:t>
+      </w:r>
+      <w:r>
+        <w:t>escritura montado en un brazo móvil que flota a nanómetros de la superficie de los platos giratorios</w:t>
+      </w:r>
+      <w:r>
+        <w:t>.</w:t>
+      </w:r>
+    </w:p>
+    <w:p>
+      <w:pPr>
+        <w:pStyle w:val="Prrafodelista"/>
+        <w:numPr>
+          <w:ilvl w:val="0"/>
+          <w:numId w:val="38"/>
+        </w:numPr>
+      </w:pPr>
+      <w:r>
+        <w:t>Permite saltar a cualquier sector del disco para leer datos</w:t>
+      </w:r>
+      <w:r>
+        <w:t>.</w:t>
+      </w:r>
+    </w:p>
+    <w:p>
+      <w:pPr>
+        <w:pStyle w:val="Prrafodelista"/>
+        <w:numPr>
+          <w:ilvl w:val="0"/>
+          <w:numId w:val="38"/>
+        </w:numPr>
+      </w:pPr>
+      <w:r>
+        <w:t>Sigue siendo una de las opciones más económicas para almacenar grandes volúmenes de datos.</w:t>
+      </w:r>
+    </w:p>
+    <w:p>
+      <w:pPr>
+        <w:pStyle w:val="Prrafodelista"/>
+        <w:numPr>
+          <w:ilvl w:val="0"/>
+          <w:numId w:val="38"/>
+        </w:numPr>
+      </w:pPr>
+      <w:r>
+        <w:t>Es sensible a golpes físicos y caídas, los cuales pueden dañar las superficies magnéticas o desalinear los cabezales.</w:t>
+      </w:r>
+    </w:p>
+    <w:p>
       <w:pPr>
         <w:pStyle w:val="Ttulo3"/>
       </w:pPr>
@@ -1995,6 +2067,7 @@
         </w:numPr>
       </w:pPr>
       <w:r>
+        <w:lastRenderedPageBreak/>
         <w:t>Clase de Rendimiento: 7.200 r.p.m.</w:t>
       </w:r>
     </w:p>
@@ -2004,6 +2077,82 @@
       </w:pPr>
       <w:r>
         <w:t>Disco de Estado Solido (SSD)</w:t>
+      </w:r>
+    </w:p>
+    <w:p>
+      <w:r>
+        <w:tab/>
+      </w:r>
+      <w:r>
+        <w:t>Dispositivo de almacenamiento de datos no volátil que guarda información en circuitos integrados utilizando memoria flash (tecnología NAND), sin incluir componentes mecánicos ni partes móviles.</w:t>
+      </w:r>
+    </w:p>
+    <w:p>
+      <w:pPr>
+        <w:pStyle w:val="Ttulo3"/>
+      </w:pPr>
+      <w:r>
+        <w:t>Características</w:t>
+      </w:r>
+    </w:p>
+    <w:p>
+      <w:pPr>
+        <w:pStyle w:val="Prrafodelista"/>
+        <w:numPr>
+          <w:ilvl w:val="0"/>
+          <w:numId w:val="39"/>
+        </w:numPr>
+      </w:pPr>
+      <w:r>
+        <w:t>Al carecer de partes mecánicas, es resistente a caídas, vibraciones y golpes.</w:t>
+      </w:r>
+    </w:p>
+    <w:p>
+      <w:pPr>
+        <w:pStyle w:val="Prrafodelista"/>
+        <w:numPr>
+          <w:ilvl w:val="0"/>
+          <w:numId w:val="39"/>
+        </w:numPr>
+      </w:pPr>
+      <w:r>
+        <w:t xml:space="preserve">Disponible en factor de forma tradicional de 2.5 pulgadas y en módulos </w:t>
+      </w:r>
+      <w:r>
+        <w:t>ultra compactos</w:t>
+      </w:r>
+      <w:r>
+        <w:t xml:space="preserve"> M.2.</w:t>
+      </w:r>
+    </w:p>
+    <w:p>
+      <w:pPr>
+        <w:pStyle w:val="Prrafodelista"/>
+        <w:numPr>
+          <w:ilvl w:val="0"/>
+          <w:numId w:val="39"/>
+        </w:numPr>
+      </w:pPr>
+      <w:r>
+        <w:t>Consume menos energía y no genera ruido mecánicamente.</w:t>
+      </w:r>
+    </w:p>
+    <w:p>
+      <w:pPr>
+        <w:pStyle w:val="Prrafodelista"/>
+        <w:numPr>
+          <w:ilvl w:val="0"/>
+          <w:numId w:val="39"/>
+        </w:numPr>
+      </w:pPr>
+      <w:r>
+        <w:t>Su vida útil está determinada por la cantidad de datos que se pueden escribi</w:t>
+      </w:r>
+      <w:r>
+        <w:t>r</w:t>
+      </w:r>
+      <w:r>
+        <w:t>.</w:t>
       </w:r>
     </w:p>
     <w:p>
@@ -2058,7 +2207,7 @@
         <w:t xml:space="preserve">Formato: </w:t>
       </w:r>
       <w:r>
-        <w:t>Max 80.15 x Max 22.15 x Max 2.38 (mm)</w:t>
+        <w:t>Max 80.15 x Max 22.15 x Max 2.38 mm</w:t>
       </w:r>
       <w:r>
         <w:t>.</w:t>
@@ -2114,15 +2263,86 @@
         <w:pStyle w:val="Ttulo2"/>
       </w:pPr>
       <w:r>
-        <w:lastRenderedPageBreak/>
         <w:t>Unidad Flash USB</w:t>
       </w:r>
     </w:p>
     <w:p>
+      <w:r>
+        <w:tab/>
+      </w:r>
+      <w:r>
+        <w:t>Dispositivo de almacenamiento portátil y pequeño que integra memoria flash</w:t>
+      </w:r>
+      <w:r>
+        <w:t xml:space="preserve"> </w:t>
+      </w:r>
+      <w:r>
+        <w:t>con una interfaz USB para conectarse a computadoras y otros equipos.</w:t>
+      </w:r>
+    </w:p>
+    <w:p>
       <w:pPr>
         <w:pStyle w:val="Ttulo3"/>
       </w:pPr>
       <w:r>
+        <w:t>Características</w:t>
+      </w:r>
+    </w:p>
+    <w:p>
+      <w:pPr>
+        <w:pStyle w:val="Prrafodelista"/>
+        <w:numPr>
+          <w:ilvl w:val="0"/>
+          <w:numId w:val="40"/>
+        </w:numPr>
+      </w:pPr>
+      <w:r>
+        <w:t>Diseñado para transportarse en un bolsillo o llavero, con capacidades comunes que van desde los 16 GB hasta 1 TB.</w:t>
+      </w:r>
+    </w:p>
+    <w:p>
+      <w:pPr>
+        <w:pStyle w:val="Prrafodelista"/>
+        <w:numPr>
+          <w:ilvl w:val="0"/>
+          <w:numId w:val="40"/>
+        </w:numPr>
+      </w:pPr>
+      <w:r>
+        <w:t>Se conecta y reconoce inmediatamente en la mayoría de los sistemas operativos sin necesidad de instalar controladores adicionales.</w:t>
+      </w:r>
+    </w:p>
+    <w:p>
+      <w:pPr>
+        <w:pStyle w:val="Prrafodelista"/>
+        <w:numPr>
+          <w:ilvl w:val="0"/>
+          <w:numId w:val="40"/>
+        </w:numPr>
+      </w:pPr>
+      <w:r>
+        <w:t>Ideal para compartir documentos, instaladores de sistemas o respaldos de tamaño moderado entre equipos.</w:t>
+      </w:r>
+    </w:p>
+    <w:p>
+      <w:pPr>
+        <w:pStyle w:val="Prrafodelista"/>
+        <w:numPr>
+          <w:ilvl w:val="0"/>
+          <w:numId w:val="40"/>
+        </w:numPr>
+      </w:pPr>
+      <w:r>
+        <w:t>Al no tener piezas móviles, soporta caídas, aunque es susceptible al desgaste eléctrico o la corrupción de archivos si se desconecta repentinamente.</w:t>
+      </w:r>
+    </w:p>
+    <w:p/>
+    <w:p>
+      <w:pPr>
+        <w:pStyle w:val="Ttulo3"/>
+      </w:pPr>
+      <w:r>
+        <w:lastRenderedPageBreak/>
         <w:t>Unidad Flash DataTraveler Kyson</w:t>
       </w:r>
     </w:p>
@@ -2209,6 +2429,45 @@
       </w:r>
     </w:p>
     <w:p>
+      <w:r>
+        <w:tab/>
+      </w:r>
+      <w:r>
+        <w:t>Modelo de almacenamiento de datos basado en redes informáticas donde la información se guarda, gestiona y respalda en servidores remotos alojados en centros de datos, administrados por un proveedor de servicios a los que se accede mediante Internet.</w:t>
+      </w:r>
+    </w:p>
+    <w:p>
+      <w:pPr>
+        <w:pStyle w:val="Ttulo3"/>
+      </w:pPr>
+      <w:r>
+        <w:t>Características</w:t>
+      </w:r>
+    </w:p>
+    <w:p>
+      <w:r>
+        <w:t>Acceso desde cualquier lugar: Permite consultar y modificar datos desde múltiples dispositivos siempre que exista conexión a Internet.</w:t>
+      </w:r>
+    </w:p>
+    <w:p>
+      <w:r>
+        <w:t>Escalabilidad inmediata: El espacio disponible se puede ampliar o reducir a petición del usuario sin necesidad de adquirir hardware físico adicional.</w:t>
+      </w:r>
+    </w:p>
+    <w:p>
+      <w:r>
+        <w:t>Redundancia y respaldo: Los proveedores replican los datos en múltiples servidores o ubicaciones geográficas para evitar la pérdida de información por fallos técnicos.</w:t>
+      </w:r>
+    </w:p>
+    <w:p>
+      <w:r>
+        <w:t>Mantenimiento delegado: La infraestructura, seguridad física y actualización de servidores corren por cuenta del proveedor del servicio</w:t>
+      </w:r>
+      <w:r>
+        <w:t>.</w:t>
+      </w:r>
+    </w:p>
+    <w:p>
       <w:pPr>
         <w:pStyle w:val="Ttulo3"/>
       </w:pPr>
@@ -2279,27 +2538,156 @@
       </w:r>
     </w:p>
     <w:p>
-      <w:pPr>
-        <w:pStyle w:val="Ttulo1"/>
-      </w:pPr>
-      <w:r>
-        <w:t>Conclusión</w:t>
-      </w:r>
-      <w:bookmarkEnd w:id="2"/>
+      <w:r>
+        <w:tab/>
+      </w:r>
+      <w:r>
+        <w:t>Medio de almacenamiento de datos formado por una tira de plástico flexible recubierta de un material magnetizable, contenida dentro de un cartucho o carrete.</w:t>
+      </w:r>
     </w:p>
     <w:p>
       <w:pPr>
-        <w:spacing w:before="120" w:after="0"/>
-      </w:pPr>
-      <w:r>
-        <w:t>Hola soy una conclusión</w:t>
+        <w:pStyle w:val="Ttulo3"/>
+      </w:pPr>
+      <w:r>
+        <w:lastRenderedPageBreak/>
+        <w:t>Características</w:t>
       </w:r>
     </w:p>
     <w:p>
       <w:pPr>
+        <w:pStyle w:val="Prrafodelista"/>
+        <w:numPr>
+          <w:ilvl w:val="0"/>
+          <w:numId w:val="41"/>
+        </w:numPr>
+      </w:pPr>
+      <w:r>
+        <w:t>Para leer un archivo específico es necesario rebobinar o avanzar la cinta hasta la posición deseada, lo que genera tiempos de búsqueda lentos.</w:t>
+      </w:r>
+    </w:p>
+    <w:p>
+      <w:pPr>
+        <w:pStyle w:val="Prrafodelista"/>
+        <w:numPr>
+          <w:ilvl w:val="0"/>
+          <w:numId w:val="41"/>
+        </w:numPr>
+      </w:pPr>
+      <w:r>
+        <w:t>Permite almacenar enormes volúmenes de datos (ej. estándares como LTO-9 ofrecen hasta 18 TB nativos por cartucho) a un precio muy bajo por terabyte.</w:t>
+      </w:r>
+    </w:p>
+    <w:p>
+      <w:pPr>
+        <w:pStyle w:val="Prrafodelista"/>
+        <w:numPr>
+          <w:ilvl w:val="0"/>
+          <w:numId w:val="41"/>
+        </w:numPr>
+      </w:pPr>
+      <w:r>
+        <w:t>Conservadas en condiciones ambientales controladas, las cintas pueden preservar la información por más de 30 años.</w:t>
+      </w:r>
+    </w:p>
+    <w:p>
+      <w:pPr>
+        <w:pStyle w:val="Prrafodelista"/>
+        <w:numPr>
+          <w:ilvl w:val="0"/>
+          <w:numId w:val="41"/>
+        </w:numPr>
+      </w:pPr>
+      <w:r>
+        <w:t>Al guardarse desconectadas de cualquier red, ofrecen protección contra ciberataques como el ransomware.</w:t>
+      </w:r>
+    </w:p>
+    <w:p>
+      <w:pPr>
+        <w:pStyle w:val="Ttulo3"/>
+      </w:pPr>
+      <w:r>
+        <w:t>LTO Ultritium</w:t>
+      </w:r>
+    </w:p>
+    <w:p>
+      <w:r>
+        <w:tab/>
+        <w:t>Medio de almacenamiento de datos que promete ser una forma de almacenamiento sostenible a futuro, barato y de gran capacidad de almacenamiento.</w:t>
+      </w:r>
+    </w:p>
+    <w:p>
+      <w:pPr>
+        <w:pStyle w:val="Prrafodelista"/>
+        <w:numPr>
+          <w:ilvl w:val="0"/>
+          <w:numId w:val="37"/>
+        </w:numPr>
+      </w:pPr>
+      <w:r>
+        <w:t>Almacenamiento:  1,5 TB hasta 30 TB</w:t>
+      </w:r>
+    </w:p>
+    <w:p>
+      <w:pPr>
+        <w:pStyle w:val="Prrafodelista"/>
+        <w:numPr>
+          <w:ilvl w:val="0"/>
+          <w:numId w:val="37"/>
+        </w:numPr>
+      </w:pPr>
+      <w:r>
+        <w:t xml:space="preserve">Interfaz: Dimensiones del cartucho </w:t>
+      </w:r>
+      <w:r>
+        <w:t>102 x 105.4 x 21.5 mm</w:t>
+      </w:r>
+      <w:r>
+        <w:t>.</w:t>
+      </w:r>
+    </w:p>
+    <w:p>
+      <w:pPr>
+        <w:pStyle w:val="Prrafodelista"/>
+        <w:numPr>
+          <w:ilvl w:val="0"/>
+          <w:numId w:val="37"/>
+        </w:numPr>
+      </w:pPr>
+      <w:r>
+        <w:t>Formato: Cartucho con una cinta magnética pequeña, necesita algunas condiciones específicas para garantizar la integridad de los datos.</w:t>
+      </w:r>
+    </w:p>
+    <w:p>
+      <w:pPr>
+        <w:pStyle w:val="Prrafodelista"/>
+        <w:numPr>
+          <w:ilvl w:val="0"/>
+          <w:numId w:val="37"/>
+        </w:numPr>
+      </w:pPr>
+      <w:r>
+        <w:t>Tasa de transferencia</w:t>
+      </w:r>
+      <w:r>
+        <w:t>: 400 MB/seg</w:t>
+      </w:r>
+      <w:r>
+        <w:t xml:space="preserve"> h</w:t>
+      </w:r>
+      <w:r>
+        <w:t>asta 1000 MB/seg</w:t>
+      </w:r>
+      <w:r>
+        <w:t>.</w:t>
+      </w:r>
+    </w:p>
+    <w:p>
+      <w:pPr>
         <w:pStyle w:val="Ttulo1"/>
       </w:pPr>
       <w:bookmarkStart w:id="3" w:name="_Toc220850613"/>
+      <w:bookmarkEnd w:id="2"/>
       <w:r>
         <w:t>Bibliografía</w:t>
       </w:r>
@@ -2347,11 +2735,11 @@
           <w:rPr>
             <w:rStyle w:val="Hipervnculo"/>
           </w:rPr>
-          <w:t>https://www.fujifilm.com/mx/es/business/data-management/datastorage/ltotape</w:t>
+          <w:t>https://www.fujifilm.com/mx/es/business/data-management/datastorage/ltotape/specifications</w:t>
         </w:r>
       </w:hyperlink>
       <w:r>
-        <w:t xml:space="preserve"> </w:t>
+        <w:t xml:space="preserve">  </w:t>
       </w:r>
     </w:p>
     <w:sectPr>
@@ -3937,6 +4325,119 @@
     </w:lvl>
   </w:abstractNum>
   <w:abstractNum w:abstractNumId="13" w15:restartNumberingAfterBreak="0">
+    <w:nsid w:val="28725D30"/>
+    <w:multiLevelType w:val="hybridMultilevel"/>
+    <w:tmpl w:val="75BAC4A4"/>
+    <w:lvl w:ilvl="0" w:tplc="080A0001">
+      <w:start w:val="1"/>
+      <w:numFmt w:val="bullet"/>
+      <w:lvlText w:val=""/>
+      <w:lvlJc w:val="left"/>
+      <w:pPr>
+        <w:ind w:left="720" w:hanging="360"/>
+      </w:pPr>
+      <w:rPr>
+        <w:rFonts w:ascii="Symbol" w:hAnsi="Symbol" w:hint="default"/>
+      </w:rPr>
+    </w:lvl>
+    <w:lvl w:ilvl="1" w:tplc="080A0003" w:tentative="1">
+      <w:start w:val="1"/>
+      <w:numFmt w:val="bullet"/>
+      <w:lvlText w:val="o"/>
+      <w:lvlJc w:val="left"/>
+      <w:pPr>
+        <w:ind w:left="1440" w:hanging="360"/>
+      </w:pPr>
+      <w:rPr>
+        <w:rFonts w:ascii="Courier New" w:hAnsi="Courier New" w:cs="Courier New" w:hint="default"/>
+      </w:rPr>
+    </w:lvl>
+    <w:lvl w:ilvl="2" w:tplc="080A0005" w:tentative="1">
+      <w:start w:val="1"/>
+      <w:numFmt w:val="bullet"/>
+      <w:lvlText w:val=""/>
+      <w:lvlJc w:val="left"/>
+      <w:pPr>
+        <w:ind w:left="2160" w:hanging="360"/>
+      </w:pPr>
+      <w:rPr>
+        <w:rFonts w:ascii="Wingdings" w:hAnsi="Wingdings" w:hint="default"/>
+      </w:rPr>
+    </w:lvl>
+    <w:lvl w:ilvl="3" w:tplc="080A0001" w:tentative="1">
+      <w:start w:val="1"/>
+      <w:numFmt w:val="bullet"/>
+      <w:lvlText w:val=""/>
+      <w:lvlJc w:val="left"/>
+      <w:pPr>
+        <w:ind w:left="2880" w:hanging="360"/>
+      </w:pPr>
+      <w:rPr>
+        <w:rFonts w:ascii="Symbol" w:hAnsi="Symbol" w:hint="default"/>
+      </w:rPr>
+    </w:lvl>
+    <w:lvl w:ilvl="4" w:tplc="080A0003" w:tentative="1">
+      <w:start w:val="1"/>
+      <w:numFmt w:val="bullet"/>
+      <w:lvlText w:val="o"/>
+      <w:lvlJc w:val="left"/>
+      <w:pPr>
+        <w:ind w:left="3600" w:hanging="360"/>
+      </w:pPr>
+      <w:rPr>
+        <w:rFonts w:ascii="Courier New" w:hAnsi="Courier New" w:cs="Courier New" w:hint="default"/>
+      </w:rPr>
+    </w:lvl>
+    <w:lvl w:ilvl="5" w:tplc="080A0005" w:tentative="1">
+      <w:start w:val="1"/>
+      <w:numFmt w:val="bullet"/>
+      <w:lvlText w:val=""/>
+      <w:lvlJc w:val="left"/>
+      <w:pPr>
+        <w:ind w:left="4320" w:hanging="360"/>
+      </w:pPr>
+      <w:rPr>
+        <w:rFonts w:ascii="Wingdings" w:hAnsi="Wingdings" w:hint="default"/>
+      </w:rPr>
+    </w:lvl>
+    <w:lvl w:ilvl="6" w:tplc="080A0001" w:tentative="1">
+      <w:start w:val="1"/>
+      <w:numFmt w:val="bullet"/>
+      <w:lvlText w:val=""/>
+      <w:lvlJc w:val="left"/>
+      <w:pPr>
+        <w:ind w:left="5040" w:hanging="360"/>
+      </w:pPr>
+      <w:rPr>
+        <w:rFonts w:ascii="Symbol" w:hAnsi="Symbol" w:hint="default"/>
+      </w:rPr>
+    </w:lvl>
+    <w:lvl w:ilvl="7" w:tplc="080A0003" w:tentative="1">
+      <w:start w:val="1"/>
+      <w:numFmt w:val="bullet"/>
+      <w:lvlText w:val="o"/>
+      <w:lvlJc w:val="left"/>
+      <w:pPr>
+        <w:ind w:left="5760" w:hanging="360"/>
+      </w:pPr>
+      <w:rPr>
+        <w:rFonts w:ascii="Courier New" w:hAnsi="Courier New" w:cs="Courier New" w:hint="default"/>
+      </w:rPr>
+    </w:lvl>
+    <w:lvl w:ilvl="8" w:tplc="080A0005" w:tentative="1">
+      <w:start w:val="1"/>
+      <w:numFmt w:val="bullet"/>
+      <w:lvlText w:val=""/>
+      <w:lvlJc w:val="left"/>
+      <w:pPr>
+        <w:ind w:left="6480" w:hanging="360"/>
+      </w:pPr>
+      <w:rPr>
+        <w:rFonts w:ascii="Wingdings" w:hAnsi="Wingdings" w:hint="default"/>
+      </w:rPr>
+    </w:lvl>
+  </w:abstractNum>
+  <w:abstractNum w:abstractNumId="14" w15:restartNumberingAfterBreak="0">
     <w:nsid w:val="2A4E31E0"/>
     <w:multiLevelType w:val="hybridMultilevel"/>
     <w:tmpl w:val="595C7D88"/>
@@ -4049,7 +4550,7 @@
       </w:rPr>
     </w:lvl>
   </w:abstractNum>
-  <w:abstractNum w:abstractNumId="14" w15:restartNumberingAfterBreak="0">
+  <w:abstractNum w:abstractNumId="15" w15:restartNumberingAfterBreak="0">
     <w:nsid w:val="2C0B5195"/>
     <w:multiLevelType w:val="hybridMultilevel"/>
     <w:tmpl w:val="FE9C5F14"/>
@@ -4162,7 +4663,7 @@
       </w:rPr>
     </w:lvl>
   </w:abstractNum>
-  <w:abstractNum w:abstractNumId="15" w15:restartNumberingAfterBreak="0">
+  <w:abstractNum w:abstractNumId="16" w15:restartNumberingAfterBreak="0">
     <w:nsid w:val="32E8256A"/>
     <w:multiLevelType w:val="hybridMultilevel"/>
     <w:tmpl w:val="35B27F0C"/>
@@ -4275,7 +4776,7 @@
       </w:rPr>
     </w:lvl>
   </w:abstractNum>
-  <w:abstractNum w:abstractNumId="16" w15:restartNumberingAfterBreak="0">
+  <w:abstractNum w:abstractNumId="17" w15:restartNumberingAfterBreak="0">
     <w:nsid w:val="3D2C0E66"/>
     <w:multiLevelType w:val="hybridMultilevel"/>
     <w:tmpl w:val="324A86FE"/>
@@ -4388,7 +4889,7 @@
       </w:rPr>
     </w:lvl>
   </w:abstractNum>
-  <w:abstractNum w:abstractNumId="17" w15:restartNumberingAfterBreak="0">
+  <w:abstractNum w:abstractNumId="18" w15:restartNumberingAfterBreak="0">
     <w:nsid w:val="3D4950BC"/>
     <w:multiLevelType w:val="hybridMultilevel"/>
     <w:tmpl w:val="32C636D8"/>
@@ -4501,7 +5002,7 @@
       </w:rPr>
     </w:lvl>
   </w:abstractNum>
-  <w:abstractNum w:abstractNumId="18" w15:restartNumberingAfterBreak="0">
+  <w:abstractNum w:abstractNumId="19" w15:restartNumberingAfterBreak="0">
     <w:nsid w:val="3EE357D5"/>
     <w:multiLevelType w:val="hybridMultilevel"/>
     <w:tmpl w:val="B06250B4"/>
@@ -4614,7 +5115,120 @@
       </w:rPr>
     </w:lvl>
   </w:abstractNum>
-  <w:abstractNum w:abstractNumId="19" w15:restartNumberingAfterBreak="0">
+  <w:abstractNum w:abstractNumId="20" w15:restartNumberingAfterBreak="0">
+    <w:nsid w:val="40204EC3"/>
+    <w:multiLevelType w:val="hybridMultilevel"/>
+    <w:tmpl w:val="8972496A"/>
+    <w:lvl w:ilvl="0" w:tplc="080A0001">
+      <w:start w:val="1"/>
+      <w:numFmt w:val="bullet"/>
+      <w:lvlText w:val=""/>
+      <w:lvlJc w:val="left"/>
+      <w:pPr>
+        <w:ind w:left="720" w:hanging="360"/>
+      </w:pPr>
+      <w:rPr>
+        <w:rFonts w:ascii="Symbol" w:hAnsi="Symbol" w:hint="default"/>
+      </w:rPr>
+    </w:lvl>
+    <w:lvl w:ilvl="1" w:tplc="080A0003" w:tentative="1">
+      <w:start w:val="1"/>
+      <w:numFmt w:val="bullet"/>
+      <w:lvlText w:val="o"/>
+      <w:lvlJc w:val="left"/>
+      <w:pPr>
+        <w:ind w:left="1440" w:hanging="360"/>
+      </w:pPr>
+      <w:rPr>
+        <w:rFonts w:ascii="Courier New" w:hAnsi="Courier New" w:cs="Courier New" w:hint="default"/>
+      </w:rPr>
+    </w:lvl>
+    <w:lvl w:ilvl="2" w:tplc="080A0005" w:tentative="1">
+      <w:start w:val="1"/>
+      <w:numFmt w:val="bullet"/>
+      <w:lvlText w:val=""/>
+      <w:lvlJc w:val="left"/>
+      <w:pPr>
+        <w:ind w:left="2160" w:hanging="360"/>
+      </w:pPr>
+      <w:rPr>
+        <w:rFonts w:ascii="Wingdings" w:hAnsi="Wingdings" w:hint="default"/>
+      </w:rPr>
+    </w:lvl>
+    <w:lvl w:ilvl="3" w:tplc="080A0001" w:tentative="1">
+      <w:start w:val="1"/>
+      <w:numFmt w:val="bullet"/>
+      <w:lvlText w:val=""/>
+      <w:lvlJc w:val="left"/>
+      <w:pPr>
+        <w:ind w:left="2880" w:hanging="360"/>
+      </w:pPr>
+      <w:rPr>
+        <w:rFonts w:ascii="Symbol" w:hAnsi="Symbol" w:hint="default"/>
+      </w:rPr>
+    </w:lvl>
+    <w:lvl w:ilvl="4" w:tplc="080A0003" w:tentative="1">
+      <w:start w:val="1"/>
+      <w:numFmt w:val="bullet"/>
+      <w:lvlText w:val="o"/>
+      <w:lvlJc w:val="left"/>
+      <w:pPr>
+        <w:ind w:left="3600" w:hanging="360"/>
+      </w:pPr>
+      <w:rPr>
+        <w:rFonts w:ascii="Courier New" w:hAnsi="Courier New" w:cs="Courier New" w:hint="default"/>
+      </w:rPr>
+    </w:lvl>
+    <w:lvl w:ilvl="5" w:tplc="080A0005" w:tentative="1">
+      <w:start w:val="1"/>
+      <w:numFmt w:val="bullet"/>
+      <w:lvlText w:val=""/>
+      <w:lvlJc w:val="left"/>
+      <w:pPr>
+        <w:ind w:left="4320" w:hanging="360"/>
+      </w:pPr>
+      <w:rPr>
+        <w:rFonts w:ascii="Wingdings" w:hAnsi="Wingdings" w:hint="default"/>
+      </w:rPr>
+    </w:lvl>
+    <w:lvl w:ilvl="6" w:tplc="080A0001" w:tentative="1">
+      <w:start w:val="1"/>
+      <w:numFmt w:val="bullet"/>
+      <w:lvlText w:val=""/>
+      <w:lvlJc w:val="left"/>
+      <w:pPr>
+        <w:ind w:left="5040" w:hanging="360"/>
+      </w:pPr>
+      <w:rPr>
+        <w:rFonts w:ascii="Symbol" w:hAnsi="Symbol" w:hint="default"/>
+      </w:rPr>
+    </w:lvl>
+    <w:lvl w:ilvl="7" w:tplc="080A0003" w:tentative="1">
+      <w:start w:val="1"/>
+      <w:numFmt w:val="bullet"/>
+      <w:lvlText w:val="o"/>
+      <w:lvlJc w:val="left"/>
+      <w:pPr>
+        <w:ind w:left="5760" w:hanging="360"/>
+      </w:pPr>
+      <w:rPr>
+        <w:rFonts w:ascii="Courier New" w:hAnsi="Courier New" w:cs="Courier New" w:hint="default"/>
+      </w:rPr>
+    </w:lvl>
+    <w:lvl w:ilvl="8" w:tplc="080A0005" w:tentative="1">
+      <w:start w:val="1"/>
+      <w:numFmt w:val="bullet"/>
+      <w:lvlText w:val=""/>
+      <w:lvlJc w:val="left"/>
+      <w:pPr>
+        <w:ind w:left="6480" w:hanging="360"/>
+      </w:pPr>
+      <w:rPr>
+        <w:rFonts w:ascii="Wingdings" w:hAnsi="Wingdings" w:hint="default"/>
+      </w:rPr>
+    </w:lvl>
+  </w:abstractNum>
+  <w:abstractNum w:abstractNumId="21" w15:restartNumberingAfterBreak="0">
     <w:nsid w:val="42DF37C4"/>
     <w:multiLevelType w:val="hybridMultilevel"/>
     <w:tmpl w:val="29B0C7A0"/>
@@ -4727,7 +5341,7 @@
       </w:rPr>
     </w:lvl>
   </w:abstractNum>
-  <w:abstractNum w:abstractNumId="20" w15:restartNumberingAfterBreak="0">
+  <w:abstractNum w:abstractNumId="22" w15:restartNumberingAfterBreak="0">
     <w:nsid w:val="432058A2"/>
     <w:multiLevelType w:val="hybridMultilevel"/>
     <w:tmpl w:val="EC5621DC"/>
@@ -4840,7 +5454,7 @@
       </w:rPr>
     </w:lvl>
   </w:abstractNum>
-  <w:abstractNum w:abstractNumId="21" w15:restartNumberingAfterBreak="0">
+  <w:abstractNum w:abstractNumId="23" w15:restartNumberingAfterBreak="0">
     <w:nsid w:val="44DB3EA2"/>
     <w:multiLevelType w:val="hybridMultilevel"/>
     <w:tmpl w:val="F600110A"/>
@@ -4953,7 +5567,7 @@
       </w:rPr>
     </w:lvl>
   </w:abstractNum>
-  <w:abstractNum w:abstractNumId="22" w15:restartNumberingAfterBreak="0">
+  <w:abstractNum w:abstractNumId="24" w15:restartNumberingAfterBreak="0">
     <w:nsid w:val="45C55BFE"/>
     <w:multiLevelType w:val="hybridMultilevel"/>
     <w:tmpl w:val="D92E599C"/>
@@ -5066,7 +5680,7 @@
       </w:rPr>
     </w:lvl>
   </w:abstractNum>
-  <w:abstractNum w:abstractNumId="23" w15:restartNumberingAfterBreak="0">
+  <w:abstractNum w:abstractNumId="25" w15:restartNumberingAfterBreak="0">
     <w:nsid w:val="4789116B"/>
     <w:multiLevelType w:val="hybridMultilevel"/>
     <w:tmpl w:val="F5D0E744"/>
@@ -5179,7 +5793,7 @@
       </w:rPr>
     </w:lvl>
   </w:abstractNum>
-  <w:abstractNum w:abstractNumId="24" w15:restartNumberingAfterBreak="0">
+  <w:abstractNum w:abstractNumId="26" w15:restartNumberingAfterBreak="0">
     <w:nsid w:val="4C615F67"/>
     <w:multiLevelType w:val="hybridMultilevel"/>
     <w:tmpl w:val="821E3AE0"/>
@@ -5292,7 +5906,7 @@
       </w:rPr>
     </w:lvl>
   </w:abstractNum>
-  <w:abstractNum w:abstractNumId="25" w15:restartNumberingAfterBreak="0">
+  <w:abstractNum w:abstractNumId="27" w15:restartNumberingAfterBreak="0">
     <w:nsid w:val="4FA653D3"/>
     <w:multiLevelType w:val="hybridMultilevel"/>
     <w:tmpl w:val="2F145B30"/>
@@ -5381,7 +5995,120 @@
       </w:pPr>
     </w:lvl>
   </w:abstractNum>
-  <w:abstractNum w:abstractNumId="26" w15:restartNumberingAfterBreak="0">
+  <w:abstractNum w:abstractNumId="28" w15:restartNumberingAfterBreak="0">
+    <w:nsid w:val="5B760E1E"/>
+    <w:multiLevelType w:val="hybridMultilevel"/>
+    <w:tmpl w:val="ABB82764"/>
+    <w:lvl w:ilvl="0" w:tplc="080A0001">
+      <w:start w:val="1"/>
+      <w:numFmt w:val="bullet"/>
+      <w:lvlText w:val=""/>
+      <w:lvlJc w:val="left"/>
+      <w:pPr>
+        <w:ind w:left="720" w:hanging="360"/>
+      </w:pPr>
+      <w:rPr>
+        <w:rFonts w:ascii="Symbol" w:hAnsi="Symbol" w:hint="default"/>
+      </w:rPr>
+    </w:lvl>
+    <w:lvl w:ilvl="1" w:tplc="080A0003" w:tentative="1">
+      <w:start w:val="1"/>
+      <w:numFmt w:val="bullet"/>
+      <w:lvlText w:val="o"/>
+      <w:lvlJc w:val="left"/>
+      <w:pPr>
+        <w:ind w:left="1440" w:hanging="360"/>
+      </w:pPr>
+      <w:rPr>
+        <w:rFonts w:ascii="Courier New" w:hAnsi="Courier New" w:cs="Courier New" w:hint="default"/>
+      </w:rPr>
+    </w:lvl>
+    <w:lvl w:ilvl="2" w:tplc="080A0005" w:tentative="1">
+      <w:start w:val="1"/>
+      <w:numFmt w:val="bullet"/>
+      <w:lvlText w:val=""/>
+      <w:lvlJc w:val="left"/>
+      <w:pPr>
+        <w:ind w:left="2160" w:hanging="360"/>
+      </w:pPr>
+      <w:rPr>
+        <w:rFonts w:ascii="Wingdings" w:hAnsi="Wingdings" w:hint="default"/>
+      </w:rPr>
+    </w:lvl>
+    <w:lvl w:ilvl="3" w:tplc="080A0001" w:tentative="1">
+      <w:start w:val="1"/>
+      <w:numFmt w:val="bullet"/>
+      <w:lvlText w:val=""/>
+      <w:lvlJc w:val="left"/>
+      <w:pPr>
+        <w:ind w:left="2880" w:hanging="360"/>
+      </w:pPr>
+      <w:rPr>
+        <w:rFonts w:ascii="Symbol" w:hAnsi="Symbol" w:hint="default"/>
+      </w:rPr>
+    </w:lvl>
+    <w:lvl w:ilvl="4" w:tplc="080A0003" w:tentative="1">
+      <w:start w:val="1"/>
+      <w:numFmt w:val="bullet"/>
+      <w:lvlText w:val="o"/>
+      <w:lvlJc w:val="left"/>
+      <w:pPr>
+        <w:ind w:left="3600" w:hanging="360"/>
+      </w:pPr>
+      <w:rPr>
+        <w:rFonts w:ascii="Courier New" w:hAnsi="Courier New" w:cs="Courier New" w:hint="default"/>
+      </w:rPr>
+    </w:lvl>
+    <w:lvl w:ilvl="5" w:tplc="080A0005" w:tentative="1">
+      <w:start w:val="1"/>
+      <w:numFmt w:val="bullet"/>
+      <w:lvlText w:val=""/>
+      <w:lvlJc w:val="left"/>
+      <w:pPr>
+        <w:ind w:left="4320" w:hanging="360"/>
+      </w:pPr>
+      <w:rPr>
+        <w:rFonts w:ascii="Wingdings" w:hAnsi="Wingdings" w:hint="default"/>
+      </w:rPr>
+    </w:lvl>
+    <w:lvl w:ilvl="6" w:tplc="080A0001" w:tentative="1">
+      <w:start w:val="1"/>
+      <w:numFmt w:val="bullet"/>
+      <w:lvlText w:val=""/>
+      <w:lvlJc w:val="left"/>
+      <w:pPr>
+        <w:ind w:left="5040" w:hanging="360"/>
+      </w:pPr>
+      <w:rPr>
+        <w:rFonts w:ascii="Symbol" w:hAnsi="Symbol" w:hint="default"/>
+      </w:rPr>
+    </w:lvl>
+    <w:lvl w:ilvl="7" w:tplc="080A0003" w:tentative="1">
+      <w:start w:val="1"/>
+      <w:numFmt w:val="bullet"/>
+      <w:lvlText w:val="o"/>
+      <w:lvlJc w:val="left"/>
+      <w:pPr>
+        <w:ind w:left="5760" w:hanging="360"/>
+      </w:pPr>
+      <w:rPr>
+        <w:rFonts w:ascii="Courier New" w:hAnsi="Courier New" w:cs="Courier New" w:hint="default"/>
+      </w:rPr>
+    </w:lvl>
+    <w:lvl w:ilvl="8" w:tplc="080A0005" w:tentative="1">
+      <w:start w:val="1"/>
+      <w:numFmt w:val="bullet"/>
+      <w:lvlText w:val=""/>
+      <w:lvlJc w:val="left"/>
+      <w:pPr>
+        <w:ind w:left="6480" w:hanging="360"/>
+      </w:pPr>
+      <w:rPr>
+        <w:rFonts w:ascii="Wingdings" w:hAnsi="Wingdings" w:hint="default"/>
+      </w:rPr>
+    </w:lvl>
+  </w:abstractNum>
+  <w:abstractNum w:abstractNumId="29" w15:restartNumberingAfterBreak="0">
     <w:nsid w:val="5C614E09"/>
     <w:multiLevelType w:val="hybridMultilevel"/>
     <w:tmpl w:val="C6F0588A"/>
@@ -5467,7 +6194,7 @@
       </w:pPr>
     </w:lvl>
   </w:abstractNum>
-  <w:abstractNum w:abstractNumId="27" w15:restartNumberingAfterBreak="0">
+  <w:abstractNum w:abstractNumId="30" w15:restartNumberingAfterBreak="0">
     <w:nsid w:val="5D0303E9"/>
     <w:multiLevelType w:val="hybridMultilevel"/>
     <w:tmpl w:val="7BF8642E"/>
@@ -5553,7 +6280,7 @@
       </w:pPr>
     </w:lvl>
   </w:abstractNum>
-  <w:abstractNum w:abstractNumId="28" w15:restartNumberingAfterBreak="0">
+  <w:abstractNum w:abstractNumId="31" w15:restartNumberingAfterBreak="0">
     <w:nsid w:val="5D3E675A"/>
     <w:multiLevelType w:val="hybridMultilevel"/>
     <w:tmpl w:val="531CDDE4"/>
@@ -5666,7 +6393,7 @@
       </w:rPr>
     </w:lvl>
   </w:abstractNum>
-  <w:abstractNum w:abstractNumId="29" w15:restartNumberingAfterBreak="0">
+  <w:abstractNum w:abstractNumId="32" w15:restartNumberingAfterBreak="0">
     <w:nsid w:val="5E2162D0"/>
     <w:multiLevelType w:val="hybridMultilevel"/>
     <w:tmpl w:val="19F640F0"/>
@@ -5779,7 +6506,7 @@
       </w:rPr>
     </w:lvl>
   </w:abstractNum>
-  <w:abstractNum w:abstractNumId="30" w15:restartNumberingAfterBreak="0">
+  <w:abstractNum w:abstractNumId="33" w15:restartNumberingAfterBreak="0">
     <w:nsid w:val="63520ADD"/>
     <w:multiLevelType w:val="hybridMultilevel"/>
     <w:tmpl w:val="D97630C4"/>
@@ -5892,7 +6619,120 @@
       </w:rPr>
     </w:lvl>
   </w:abstractNum>
-  <w:abstractNum w:abstractNumId="31" w15:restartNumberingAfterBreak="0">
+  <w:abstractNum w:abstractNumId="34" w15:restartNumberingAfterBreak="0">
+    <w:nsid w:val="635A342A"/>
+    <w:multiLevelType w:val="hybridMultilevel"/>
+    <w:tmpl w:val="BB4C0046"/>
+    <w:lvl w:ilvl="0" w:tplc="080A0001">
+      <w:start w:val="1"/>
+      <w:numFmt w:val="bullet"/>
+      <w:lvlText w:val=""/>
+      <w:lvlJc w:val="left"/>
+      <w:pPr>
+        <w:ind w:left="720" w:hanging="360"/>
+      </w:pPr>
+      <w:rPr>
+        <w:rFonts w:ascii="Symbol" w:hAnsi="Symbol" w:hint="default"/>
+      </w:rPr>
+    </w:lvl>
+    <w:lvl w:ilvl="1" w:tplc="080A0003" w:tentative="1">
+      <w:start w:val="1"/>
+      <w:numFmt w:val="bullet"/>
+      <w:lvlText w:val="o"/>
+      <w:lvlJc w:val="left"/>
+      <w:pPr>
+        <w:ind w:left="1440" w:hanging="360"/>
+      </w:pPr>
+      <w:rPr>
+        <w:rFonts w:ascii="Courier New" w:hAnsi="Courier New" w:cs="Courier New" w:hint="default"/>
+      </w:rPr>
+    </w:lvl>
+    <w:lvl w:ilvl="2" w:tplc="080A0005" w:tentative="1">
+      <w:start w:val="1"/>
+      <w:numFmt w:val="bullet"/>
+      <w:lvlText w:val=""/>
+      <w:lvlJc w:val="left"/>
+      <w:pPr>
+        <w:ind w:left="2160" w:hanging="360"/>
+      </w:pPr>
+      <w:rPr>
+        <w:rFonts w:ascii="Wingdings" w:hAnsi="Wingdings" w:hint="default"/>
+      </w:rPr>
+    </w:lvl>
+    <w:lvl w:ilvl="3" w:tplc="080A0001" w:tentative="1">
+      <w:start w:val="1"/>
+      <w:numFmt w:val="bullet"/>
+      <w:lvlText w:val=""/>
+      <w:lvlJc w:val="left"/>
+      <w:pPr>
+        <w:ind w:left="2880" w:hanging="360"/>
+      </w:pPr>
+      <w:rPr>
+        <w:rFonts w:ascii="Symbol" w:hAnsi="Symbol" w:hint="default"/>
+      </w:rPr>
+    </w:lvl>
+    <w:lvl w:ilvl="4" w:tplc="080A0003" w:tentative="1">
+      <w:start w:val="1"/>
+      <w:numFmt w:val="bullet"/>
+      <w:lvlText w:val="o"/>
+      <w:lvlJc w:val="left"/>
+      <w:pPr>
+        <w:ind w:left="3600" w:hanging="360"/>
+      </w:pPr>
+      <w:rPr>
+        <w:rFonts w:ascii="Courier New" w:hAnsi="Courier New" w:cs="Courier New" w:hint="default"/>
+      </w:rPr>
+    </w:lvl>
+    <w:lvl w:ilvl="5" w:tplc="080A0005" w:tentative="1">
+      <w:start w:val="1"/>
+      <w:numFmt w:val="bullet"/>
+      <w:lvlText w:val=""/>
+      <w:lvlJc w:val="left"/>
+      <w:pPr>
+        <w:ind w:left="4320" w:hanging="360"/>
+      </w:pPr>
+      <w:rPr>
+        <w:rFonts w:ascii="Wingdings" w:hAnsi="Wingdings" w:hint="default"/>
+      </w:rPr>
+    </w:lvl>
+    <w:lvl w:ilvl="6" w:tplc="080A0001" w:tentative="1">
+      <w:start w:val="1"/>
+      <w:numFmt w:val="bullet"/>
+      <w:lvlText w:val=""/>
+      <w:lvlJc w:val="left"/>
+      <w:pPr>
+        <w:ind w:left="5040" w:hanging="360"/>
+      </w:pPr>
+      <w:rPr>
+        <w:rFonts w:ascii="Symbol" w:hAnsi="Symbol" w:hint="default"/>
+      </w:rPr>
+    </w:lvl>
+    <w:lvl w:ilvl="7" w:tplc="080A0003" w:tentative="1">
+      <w:start w:val="1"/>
+      <w:numFmt w:val="bullet"/>
+      <w:lvlText w:val="o"/>
+      <w:lvlJc w:val="left"/>
+      <w:pPr>
+        <w:ind w:left="5760" w:hanging="360"/>
+      </w:pPr>
+      <w:rPr>
+        <w:rFonts w:ascii="Courier New" w:hAnsi="Courier New" w:cs="Courier New" w:hint="default"/>
+      </w:rPr>
+    </w:lvl>
+    <w:lvl w:ilvl="8" w:tplc="080A0005" w:tentative="1">
+      <w:start w:val="1"/>
+      <w:numFmt w:val="bullet"/>
+      <w:lvlText w:val=""/>
+      <w:lvlJc w:val="left"/>
+      <w:pPr>
+        <w:ind w:left="6480" w:hanging="360"/>
+      </w:pPr>
+      <w:rPr>
+        <w:rFonts w:ascii="Wingdings" w:hAnsi="Wingdings" w:hint="default"/>
+      </w:rPr>
+    </w:lvl>
+  </w:abstractNum>
+  <w:abstractNum w:abstractNumId="35" w15:restartNumberingAfterBreak="0">
     <w:nsid w:val="67A32EBF"/>
     <w:multiLevelType w:val="hybridMultilevel"/>
     <w:tmpl w:val="127C7076"/>
@@ -6005,7 +6845,7 @@
       </w:rPr>
     </w:lvl>
   </w:abstractNum>
-  <w:abstractNum w:abstractNumId="32" w15:restartNumberingAfterBreak="0">
+  <w:abstractNum w:abstractNumId="36" w15:restartNumberingAfterBreak="0">
     <w:nsid w:val="6E6F759E"/>
     <w:multiLevelType w:val="hybridMultilevel"/>
     <w:tmpl w:val="1CA448FC"/>
@@ -6118,7 +6958,120 @@
       </w:rPr>
     </w:lvl>
   </w:abstractNum>
-  <w:abstractNum w:abstractNumId="33" w15:restartNumberingAfterBreak="0">
+  <w:abstractNum w:abstractNumId="37" w15:restartNumberingAfterBreak="0">
+    <w:nsid w:val="735A0FCC"/>
+    <w:multiLevelType w:val="hybridMultilevel"/>
+    <w:tmpl w:val="92F06644"/>
+    <w:lvl w:ilvl="0" w:tplc="080A0001">
+      <w:start w:val="1"/>
+      <w:numFmt w:val="bullet"/>
+      <w:lvlText w:val=""/>
+      <w:lvlJc w:val="left"/>
+      <w:pPr>
+        <w:ind w:left="720" w:hanging="360"/>
+      </w:pPr>
+      <w:rPr>
+        <w:rFonts w:ascii="Symbol" w:hAnsi="Symbol" w:hint="default"/>
+      </w:rPr>
+    </w:lvl>
+    <w:lvl w:ilvl="1" w:tplc="080A0003" w:tentative="1">
+      <w:start w:val="1"/>
+      <w:numFmt w:val="bullet"/>
+      <w:lvlText w:val="o"/>
+      <w:lvlJc w:val="left"/>
+      <w:pPr>
+        <w:ind w:left="1440" w:hanging="360"/>
+      </w:pPr>
+      <w:rPr>
+        <w:rFonts w:ascii="Courier New" w:hAnsi="Courier New" w:cs="Courier New" w:hint="default"/>
+      </w:rPr>
+    </w:lvl>
+    <w:lvl w:ilvl="2" w:tplc="080A0005" w:tentative="1">
+      <w:start w:val="1"/>
+      <w:numFmt w:val="bullet"/>
+      <w:lvlText w:val=""/>
+      <w:lvlJc w:val="left"/>
+      <w:pPr>
+        <w:ind w:left="2160" w:hanging="360"/>
+      </w:pPr>
+      <w:rPr>
+        <w:rFonts w:ascii="Wingdings" w:hAnsi="Wingdings" w:hint="default"/>
+      </w:rPr>
+    </w:lvl>
+    <w:lvl w:ilvl="3" w:tplc="080A0001" w:tentative="1">
+      <w:start w:val="1"/>
+      <w:numFmt w:val="bullet"/>
+      <w:lvlText w:val=""/>
+      <w:lvlJc w:val="left"/>
+      <w:pPr>
+        <w:ind w:left="2880" w:hanging="360"/>
+      </w:pPr>
+      <w:rPr>
+        <w:rFonts w:ascii="Symbol" w:hAnsi="Symbol" w:hint="default"/>
+      </w:rPr>
+    </w:lvl>
+    <w:lvl w:ilvl="4" w:tplc="080A0003" w:tentative="1">
+      <w:start w:val="1"/>
+      <w:numFmt w:val="bullet"/>
+      <w:lvlText w:val="o"/>
+      <w:lvlJc w:val="left"/>
+      <w:pPr>
+        <w:ind w:left="3600" w:hanging="360"/>
+      </w:pPr>
+      <w:rPr>
+        <w:rFonts w:ascii="Courier New" w:hAnsi="Courier New" w:cs="Courier New" w:hint="default"/>
+      </w:rPr>
+    </w:lvl>
+    <w:lvl w:ilvl="5" w:tplc="080A0005" w:tentative="1">
+      <w:start w:val="1"/>
+      <w:numFmt w:val="bullet"/>
+      <w:lvlText w:val=""/>
+      <w:lvlJc w:val="left"/>
+      <w:pPr>
+        <w:ind w:left="4320" w:hanging="360"/>
+      </w:pPr>
+      <w:rPr>
+        <w:rFonts w:ascii="Wingdings" w:hAnsi="Wingdings" w:hint="default"/>
+      </w:rPr>
+    </w:lvl>
+    <w:lvl w:ilvl="6" w:tplc="080A0001" w:tentative="1">
+      <w:start w:val="1"/>
+      <w:numFmt w:val="bullet"/>
+      <w:lvlText w:val=""/>
+      <w:lvlJc w:val="left"/>
+      <w:pPr>
+        <w:ind w:left="5040" w:hanging="360"/>
+      </w:pPr>
+      <w:rPr>
+        <w:rFonts w:ascii="Symbol" w:hAnsi="Symbol" w:hint="default"/>
+      </w:rPr>
+    </w:lvl>
+    <w:lvl w:ilvl="7" w:tplc="080A0003" w:tentative="1">
+      <w:start w:val="1"/>
+      <w:numFmt w:val="bullet"/>
+      <w:lvlText w:val="o"/>
+      <w:lvlJc w:val="left"/>
+      <w:pPr>
+        <w:ind w:left="5760" w:hanging="360"/>
+      </w:pPr>
+      <w:rPr>
+        <w:rFonts w:ascii="Courier New" w:hAnsi="Courier New" w:cs="Courier New" w:hint="default"/>
+      </w:rPr>
+    </w:lvl>
+    <w:lvl w:ilvl="8" w:tplc="080A0005" w:tentative="1">
+      <w:start w:val="1"/>
+      <w:numFmt w:val="bullet"/>
+      <w:lvlText w:val=""/>
+      <w:lvlJc w:val="left"/>
+      <w:pPr>
+        <w:ind w:left="6480" w:hanging="360"/>
+      </w:pPr>
+      <w:rPr>
+        <w:rFonts w:ascii="Wingdings" w:hAnsi="Wingdings" w:hint="default"/>
+      </w:rPr>
+    </w:lvl>
+  </w:abstractNum>
+  <w:abstractNum w:abstractNumId="38" w15:restartNumberingAfterBreak="0">
     <w:nsid w:val="784530C1"/>
     <w:multiLevelType w:val="hybridMultilevel"/>
     <w:tmpl w:val="3CF6FE18"/>
@@ -6231,7 +7184,7 @@
       </w:rPr>
     </w:lvl>
   </w:abstractNum>
-  <w:abstractNum w:abstractNumId="34" w15:restartNumberingAfterBreak="0">
+  <w:abstractNum w:abstractNumId="39" w15:restartNumberingAfterBreak="0">
     <w:nsid w:val="7C226B17"/>
     <w:multiLevelType w:val="hybridMultilevel"/>
     <w:tmpl w:val="316EBF58"/>
@@ -6344,7 +7297,7 @@
       </w:rPr>
     </w:lvl>
   </w:abstractNum>
-  <w:abstractNum w:abstractNumId="35" w15:restartNumberingAfterBreak="0">
+  <w:abstractNum w:abstractNumId="40" w15:restartNumberingAfterBreak="0">
     <w:nsid w:val="7C7324D3"/>
     <w:multiLevelType w:val="hybridMultilevel"/>
     <w:tmpl w:val="FBB601F2"/>
@@ -6464,34 +7417,34 @@
     <w:abstractNumId w:val="5"/>
   </w:num>
   <w:num w:numId="3" w16cid:durableId="1516307261">
-    <w:abstractNumId w:val="31"/>
+    <w:abstractNumId w:val="35"/>
   </w:num>
   <w:num w:numId="4" w16cid:durableId="263998001">
-    <w:abstractNumId w:val="33"/>
+    <w:abstractNumId w:val="38"/>
   </w:num>
   <w:num w:numId="5" w16cid:durableId="1694530711">
     <w:abstractNumId w:val="3"/>
   </w:num>
   <w:num w:numId="6" w16cid:durableId="399212304">
-    <w:abstractNumId w:val="30"/>
+    <w:abstractNumId w:val="33"/>
   </w:num>
   <w:num w:numId="7" w16cid:durableId="1510755812">
-    <w:abstractNumId w:val="35"/>
+    <w:abstractNumId w:val="40"/>
   </w:num>
   <w:num w:numId="8" w16cid:durableId="401295270">
-    <w:abstractNumId w:val="32"/>
+    <w:abstractNumId w:val="36"/>
   </w:num>
   <w:num w:numId="9" w16cid:durableId="1237131580">
-    <w:abstractNumId w:val="17"/>
+    <w:abstractNumId w:val="18"/>
   </w:num>
   <w:num w:numId="10" w16cid:durableId="1815832771">
-    <w:abstractNumId w:val="22"/>
+    <w:abstractNumId w:val="24"/>
   </w:num>
   <w:num w:numId="11" w16cid:durableId="1210530553">
     <w:abstractNumId w:val="11"/>
   </w:num>
   <w:num w:numId="12" w16cid:durableId="709888915">
-    <w:abstractNumId w:val="16"/>
+    <w:abstractNumId w:val="17"/>
   </w:num>
   <w:num w:numId="13" w16cid:durableId="1638875566">
     <w:abstractNumId w:val="0"/>
@@ -6503,28 +7456,28 @@
     <w:abstractNumId w:val="10"/>
   </w:num>
   <w:num w:numId="16" w16cid:durableId="2101368299">
-    <w:abstractNumId w:val="29"/>
+    <w:abstractNumId w:val="32"/>
   </w:num>
   <w:num w:numId="17" w16cid:durableId="1383942363">
-    <w:abstractNumId w:val="15"/>
+    <w:abstractNumId w:val="16"/>
   </w:num>
   <w:num w:numId="18" w16cid:durableId="975914109">
-    <w:abstractNumId w:val="20"/>
+    <w:abstractNumId w:val="22"/>
   </w:num>
   <w:num w:numId="19" w16cid:durableId="707417816">
-    <w:abstractNumId w:val="26"/>
+    <w:abstractNumId w:val="29"/>
   </w:num>
   <w:num w:numId="20" w16cid:durableId="1331831440">
     <w:abstractNumId w:val="8"/>
   </w:num>
   <w:num w:numId="21" w16cid:durableId="1910534101">
-    <w:abstractNumId w:val="34"/>
+    <w:abstractNumId w:val="39"/>
   </w:num>
   <w:num w:numId="22" w16cid:durableId="124473379">
     <w:abstractNumId w:val="9"/>
   </w:num>
   <w:num w:numId="23" w16cid:durableId="256406080">
-    <w:abstractNumId w:val="28"/>
+    <w:abstractNumId w:val="31"/>
   </w:num>
   <w:num w:numId="24" w16cid:durableId="1952279886">
     <w:abstractNumId w:val="1"/>
@@ -6533,37 +7486,52 @@
     <w:abstractNumId w:val="7"/>
   </w:num>
   <w:num w:numId="26" w16cid:durableId="200168938">
-    <w:abstractNumId w:val="18"/>
+    <w:abstractNumId w:val="19"/>
   </w:num>
   <w:num w:numId="27" w16cid:durableId="240065754">
-    <w:abstractNumId w:val="14"/>
+    <w:abstractNumId w:val="15"/>
   </w:num>
   <w:num w:numId="28" w16cid:durableId="1593396341">
-    <w:abstractNumId w:val="27"/>
+    <w:abstractNumId w:val="30"/>
   </w:num>
   <w:num w:numId="29" w16cid:durableId="36511375">
-    <w:abstractNumId w:val="25"/>
+    <w:abstractNumId w:val="27"/>
   </w:num>
   <w:num w:numId="30" w16cid:durableId="853804131">
     <w:abstractNumId w:val="2"/>
   </w:num>
   <w:num w:numId="31" w16cid:durableId="1256211548">
-    <w:abstractNumId w:val="23"/>
+    <w:abstractNumId w:val="25"/>
   </w:num>
   <w:num w:numId="32" w16cid:durableId="1482887219">
-    <w:abstractNumId w:val="13"/>
+    <w:abstractNumId w:val="14"/>
   </w:num>
   <w:num w:numId="33" w16cid:durableId="1255632284">
-    <w:abstractNumId w:val="19"/>
+    <w:abstractNumId w:val="21"/>
   </w:num>
   <w:num w:numId="34" w16cid:durableId="1550415978">
-    <w:abstractNumId w:val="24"/>
+    <w:abstractNumId w:val="26"/>
   </w:num>
   <w:num w:numId="35" w16cid:durableId="1059790564">
-    <w:abstractNumId w:val="21"/>
+    <w:abstractNumId w:val="23"/>
   </w:num>
   <w:num w:numId="36" w16cid:durableId="1868712764">
     <w:abstractNumId w:val="4"/>
+  </w:num>
+  <w:num w:numId="37" w16cid:durableId="515385367">
+    <w:abstractNumId w:val="20"/>
+  </w:num>
+  <w:num w:numId="38" w16cid:durableId="1354379666">
+    <w:abstractNumId w:val="28"/>
+  </w:num>
+  <w:num w:numId="39" w16cid:durableId="1903980548">
+    <w:abstractNumId w:val="13"/>
+  </w:num>
+  <w:num w:numId="40" w16cid:durableId="1037239992">
+    <w:abstractNumId w:val="34"/>
+  </w:num>
+  <w:num w:numId="41" w16cid:durableId="1881473096">
+    <w:abstractNumId w:val="37"/>
   </w:num>
   <w:numIdMacAtCleanup w:val="13"/>
 </w:numbering>
@@ -7047,7 +8015,6 @@
   <w:style w:type="character" w:default="1" w:styleId="Fuentedeprrafopredeter">
     <w:name w:val="Default Paragraph Font"/>
     <w:uiPriority w:val="1"/>
-    <w:semiHidden/>
     <w:unhideWhenUsed/>
   </w:style>
   <w:style w:type="table" w:default="1" w:styleId="Tablanormal">
